--- a/No.IXApi介绍.docx
+++ b/No.IXApi介绍.docx
@@ -438,7 +438,7 @@
       </w:r>
       <w:r>
         <w:rPr>
-          <w:rFonts w:ascii="方正书宋简体" w:hAnsi="方正书宋简体" w:eastAsia="方正书宋简体" w:cs="方正书宋简体"/>
+          <w:rFonts w:ascii="方正书宋简体" w:hAnsi="方正书宋简体" w:cs="方正书宋简体"/>
           <w:b w:val="0"/>
           <w:bCs w:val="0"/>
           <w:sz w:val="52"/>
@@ -2482,7 +2482,63 @@
           <w:szCs w:val="36"/>
           <w:highlight w:val="none"/>
         </w:rPr>
-        <w:t xml:space="preserve">以使其也能隐身）</w:t>
+        <w:t xml:space="preserve">以使</w:t>
+      </w:r>
+      <w:r>
+        <w:rPr>
+          <w:rFonts w:ascii="方正书宋简体" w:hAnsi="方正书宋简体" w:eastAsia="方正书宋简体" w:cs="方正书宋简体"/>
+          <w:b w:val="0"/>
+          <w:bCs w:val="0"/>
+          <w:color w:val="ceeaca" w:themeColor="background1"/>
+          <w:sz w:val="36"/>
+          <w:szCs w:val="36"/>
+          <w:highlight w:val="none"/>
+        </w:rPr>
+        <w:t xml:space="preserve">伏击者</w:t>
+      </w:r>
+      <w:r>
+        <w:rPr>
+          <w:rFonts w:ascii="方正书宋简体" w:hAnsi="方正书宋简体" w:eastAsia="方正书宋简体" w:cs="方正书宋简体"/>
+          <w:b w:val="0"/>
+          <w:bCs w:val="0"/>
+          <w:sz w:val="36"/>
+          <w:szCs w:val="36"/>
+          <w:highlight w:val="none"/>
+        </w:rPr>
+        <w:t xml:space="preserve">也能</w:t>
+      </w:r>
+      <w:r>
+        <w:rPr>
+          <w:rFonts w:ascii="方正书宋简体" w:hAnsi="方正书宋简体" w:eastAsia="方正书宋简体" w:cs="方正书宋简体"/>
+          <w:b w:val="0"/>
+          <w:bCs w:val="0"/>
+          <w:sz w:val="36"/>
+          <w:szCs w:val="36"/>
+          <w:highlight w:val="none"/>
+        </w:rPr>
+        <w:t xml:space="preserve">在</w:t>
+      </w:r>
+      <w:r>
+        <w:rPr>
+          <w:rFonts w:ascii="方正书宋简体" w:hAnsi="方正书宋简体" w:eastAsia="方正书宋简体" w:cs="方正书宋简体"/>
+          <w:b w:val="0"/>
+          <w:bCs w:val="0"/>
+          <w:sz w:val="36"/>
+          <w:szCs w:val="36"/>
+          <w:highlight w:val="none"/>
+        </w:rPr>
+        <w:t xml:space="preserve">里面</w:t>
+      </w:r>
+      <w:r>
+        <w:rPr>
+          <w:rFonts w:ascii="方正书宋简体" w:hAnsi="方正书宋简体" w:eastAsia="方正书宋简体" w:cs="方正书宋简体"/>
+          <w:b w:val="0"/>
+          <w:bCs w:val="0"/>
+          <w:sz w:val="36"/>
+          <w:szCs w:val="36"/>
+          <w:highlight w:val="none"/>
+        </w:rPr>
+        <w:t xml:space="preserve">隐身）</w:t>
       </w:r>
       <w:r>
         <w:rPr>
@@ -2661,7 +2717,19 @@
           <w:szCs w:val="36"/>
           <w:highlight w:val="none"/>
         </w:rPr>
-        <w:t xml:space="preserve">：过一段时间后可以为主人加buff</w:t>
+        <w:t xml:space="preserve">：过一段时间后可以为主人加</w:t>
+      </w:r>
+      <w:r>
+        <w:rPr>
+          <w:rFonts w:ascii="TeXGyreTermes" w:hAnsi="TeXGyreTermes" w:eastAsia="TeXGyreTermes" w:cs="TeXGyreTermes"/>
+          <w:b w:val="0"/>
+          <w:bCs w:val="0"/>
+          <w:color w:val="auto"/>
+          <w:sz w:val="36"/>
+          <w:szCs w:val="36"/>
+          <w:highlight w:val="none"/>
+        </w:rPr>
+        <w:t xml:space="preserve">buff</w:t>
       </w:r>
       <w:r>
         <w:rPr>
@@ -2717,7 +2785,40 @@
           <w:szCs w:val="36"/>
           <w:highlight w:val="none"/>
         </w:rPr>
-        <w:t xml:space="preserve">，会加伤害</w:t>
+        <w:t xml:space="preserve">，会加</w:t>
+      </w:r>
+      <w:r>
+        <w:rPr>
+          <w:rFonts w:ascii="方正书宋简体" w:hAnsi="方正书宋简体" w:eastAsia="方正书宋简体" w:cs="方正书宋简体"/>
+          <w:b w:val="0"/>
+          <w:bCs w:val="0"/>
+          <w:sz w:val="36"/>
+          <w:szCs w:val="36"/>
+          <w:highlight w:val="none"/>
+        </w:rPr>
+        <w:t xml:space="preserve">其</w:t>
+      </w:r>
+      <w:r>
+        <w:rPr>
+          <w:rFonts w:ascii="方正书宋简体" w:hAnsi="方正书宋简体" w:eastAsia="方正书宋简体" w:cs="方正书宋简体"/>
+          <w:b w:val="0"/>
+          <w:bCs w:val="0"/>
+          <w:sz w:val="36"/>
+          <w:szCs w:val="36"/>
+          <w:highlight w:val="none"/>
+        </w:rPr>
+        <w:t xml:space="preserve">弓箭</w:t>
+      </w:r>
+      <w:r>
+        <w:rPr>
+          <w:rFonts w:ascii="方正书宋简体" w:hAnsi="方正书宋简体" w:eastAsia="方正书宋简体" w:cs="方正书宋简体"/>
+          <w:b w:val="0"/>
+          <w:bCs w:val="0"/>
+          <w:sz w:val="36"/>
+          <w:szCs w:val="36"/>
+          <w:highlight w:val="none"/>
+        </w:rPr>
+        <w:t xml:space="preserve">伤害</w:t>
       </w:r>
       <w:r>
         <w:rPr>
@@ -2904,7 +3005,7 @@
       </w:r>
       <w:r>
         <w:rPr>
-          <w:rFonts w:ascii="方正书宋简体" w:hAnsi="方正书宋简体" w:eastAsia="方正书宋简体" w:cs="方正书宋简体"/>
+          <w:rFonts w:ascii="方正书宋简体" w:hAnsi="方正书宋简体" w:cs="方正书宋简体"/>
           <w:b w:val="0"/>
           <w:bCs w:val="0"/>
           <w:sz w:val="52"/>
@@ -3727,11 +3828,23 @@
           <w:rFonts w:ascii="方正书宋简体" w:hAnsi="方正书宋简体" w:eastAsia="方正书宋简体" w:cs="方正书宋简体"/>
           <w:b w:val="0"/>
           <w:bCs w:val="0"/>
-          <w:sz w:val="36"/>
-          <w:szCs w:val="36"/>
-          <w:highlight w:val="none"/>
-        </w:rPr>
-        <w:t xml:space="preserve">骨头法师掉落</w:t>
+          <w:color w:val="ceeaca" w:themeColor="background1"/>
+          <w:sz w:val="36"/>
+          <w:szCs w:val="36"/>
+          <w:highlight w:val="none"/>
+        </w:rPr>
+        <w:t xml:space="preserve">骨头法师</w:t>
+      </w:r>
+      <w:r>
+        <w:rPr>
+          <w:rFonts w:ascii="方正书宋简体" w:hAnsi="方正书宋简体" w:eastAsia="方正书宋简体" w:cs="方正书宋简体"/>
+          <w:b w:val="0"/>
+          <w:bCs w:val="0"/>
+          <w:sz w:val="36"/>
+          <w:szCs w:val="36"/>
+          <w:highlight w:val="none"/>
+        </w:rPr>
+        <w:t xml:space="preserve">掉落</w:t>
       </w:r>
       <w:r>
         <w:rPr>
@@ -4096,6 +4209,39 @@
           <w:szCs w:val="36"/>
           <w:highlight w:val="none"/>
         </w:rPr>
+        <w:t xml:space="preserve">（</w:t>
+      </w:r>
+      <w:r>
+        <w:rPr>
+          <w:rFonts w:ascii="方正书宋简体" w:hAnsi="方正书宋简体" w:eastAsia="方正书宋简体" w:cs="方正书宋简体"/>
+          <w:b w:val="0"/>
+          <w:bCs w:val="0"/>
+          <w:sz w:val="36"/>
+          <w:szCs w:val="36"/>
+          <w:highlight w:val="none"/>
+        </w:rPr>
+        <w:t xml:space="preserve">未注册</w:t>
+      </w:r>
+      <w:r>
+        <w:rPr>
+          <w:rFonts w:ascii="方正书宋简体" w:hAnsi="方正书宋简体" w:eastAsia="方正书宋简体" w:cs="方正书宋简体"/>
+          <w:b w:val="0"/>
+          <w:bCs w:val="0"/>
+          <w:sz w:val="36"/>
+          <w:szCs w:val="36"/>
+          <w:highlight w:val="none"/>
+        </w:rPr>
+        <w:t xml:space="preserve">）</w:t>
+      </w:r>
+      <w:r>
+        <w:rPr>
+          <w:rFonts w:ascii="方正书宋简体" w:hAnsi="方正书宋简体" w:eastAsia="方正书宋简体" w:cs="方正书宋简体"/>
+          <w:b w:val="0"/>
+          <w:bCs w:val="0"/>
+          <w:sz w:val="36"/>
+          <w:szCs w:val="36"/>
+          <w:highlight w:val="none"/>
+        </w:rPr>
       </w:r>
       <w:r>
         <w:rPr>
@@ -4223,6 +4369,50 @@
           <w:szCs w:val="36"/>
           <w:highlight w:val="none"/>
         </w:rPr>
+        <w:t xml:space="preserve">（</w:t>
+      </w:r>
+      <w:r>
+        <w:rPr>
+          <w:rFonts w:ascii="方正书宋简体" w:hAnsi="方正书宋简体" w:eastAsia="方正书宋简体" w:cs="方正书宋简体"/>
+          <w:b w:val="0"/>
+          <w:bCs w:val="0"/>
+          <w:sz w:val="36"/>
+          <w:szCs w:val="36"/>
+          <w:highlight w:val="none"/>
+        </w:rPr>
+        <w:t xml:space="preserve">未</w:t>
+      </w:r>
+      <w:r>
+        <w:rPr>
+          <w:rFonts w:ascii="方正书宋简体" w:hAnsi="方正书宋简体" w:eastAsia="方正书宋简体" w:cs="方正书宋简体"/>
+          <w:b w:val="0"/>
+          <w:bCs w:val="0"/>
+          <w:sz w:val="36"/>
+          <w:szCs w:val="36"/>
+          <w:highlight w:val="none"/>
+        </w:rPr>
+        <w:t xml:space="preserve">注册</w:t>
+      </w:r>
+      <w:r>
+        <w:rPr>
+          <w:rFonts w:ascii="方正书宋简体" w:hAnsi="方正书宋简体" w:eastAsia="方正书宋简体" w:cs="方正书宋简体"/>
+          <w:b w:val="0"/>
+          <w:bCs w:val="0"/>
+          <w:sz w:val="36"/>
+          <w:szCs w:val="36"/>
+          <w:highlight w:val="none"/>
+        </w:rPr>
+        <w:t xml:space="preserve">）</w:t>
+      </w:r>
+      <w:r>
+        <w:rPr>
+          <w:rFonts w:ascii="方正书宋简体" w:hAnsi="方正书宋简体" w:eastAsia="方正书宋简体" w:cs="方正书宋简体"/>
+          <w:b w:val="0"/>
+          <w:bCs w:val="0"/>
+          <w:sz w:val="36"/>
+          <w:szCs w:val="36"/>
+          <w:highlight w:val="none"/>
+        </w:rPr>
       </w:r>
       <w:r>
         <w:rPr>
@@ -4317,6 +4507,39 @@
           <w:highlight w:val="none"/>
         </w:rPr>
         <w:t xml:space="preserve">。</w:t>
+      </w:r>
+      <w:r>
+        <w:rPr>
+          <w:rFonts w:ascii="方正书宋简体" w:hAnsi="方正书宋简体" w:eastAsia="方正书宋简体" w:cs="方正书宋简体"/>
+          <w:b w:val="0"/>
+          <w:bCs w:val="0"/>
+          <w:sz w:val="36"/>
+          <w:szCs w:val="36"/>
+          <w:highlight w:val="none"/>
+        </w:rPr>
+        <w:t xml:space="preserve">（</w:t>
+      </w:r>
+      <w:r>
+        <w:rPr>
+          <w:rFonts w:ascii="方正书宋简体" w:hAnsi="方正书宋简体" w:eastAsia="方正书宋简体" w:cs="方正书宋简体"/>
+          <w:b w:val="0"/>
+          <w:bCs w:val="0"/>
+          <w:sz w:val="36"/>
+          <w:szCs w:val="36"/>
+          <w:highlight w:val="none"/>
+        </w:rPr>
+        <w:t xml:space="preserve">未注册</w:t>
+      </w:r>
+      <w:r>
+        <w:rPr>
+          <w:rFonts w:ascii="方正书宋简体" w:hAnsi="方正书宋简体" w:eastAsia="方正书宋简体" w:cs="方正书宋简体"/>
+          <w:b w:val="0"/>
+          <w:bCs w:val="0"/>
+          <w:sz w:val="36"/>
+          <w:szCs w:val="36"/>
+          <w:highlight w:val="none"/>
+        </w:rPr>
+        <w:t xml:space="preserve">）</w:t>
       </w:r>
       <w:r>
         <w:rPr>
@@ -4592,7 +4815,7 @@
       </w:r>
       <w:r>
         <w:rPr>
-          <w:rFonts w:ascii="方正书宋简体" w:hAnsi="方正书宋简体" w:eastAsia="方正书宋简体" w:cs="方正书宋简体"/>
+          <w:rFonts w:ascii="方正书宋简体" w:hAnsi="方正书宋简体" w:cs="方正书宋简体"/>
           <w:b w:val="0"/>
           <w:bCs w:val="0"/>
           <w:sz w:val="52"/>
@@ -4834,6 +5057,456 @@
           <w:highlight w:val="none"/>
         </w:rPr>
         <w:t xml:space="preserve">。</w:t>
+      </w:r>
+      <w:r>
+        <w:rPr>
+          <w:rFonts w:ascii="方正书宋简体" w:hAnsi="方正书宋简体" w:eastAsia="方正书宋简体" w:cs="方正书宋简体"/>
+          <w:b w:val="0"/>
+          <w:bCs w:val="0"/>
+          <w:color w:val="auto"/>
+          <w:sz w:val="36"/>
+          <w:szCs w:val="36"/>
+          <w:highlight w:val="none"/>
+        </w:rPr>
+      </w:r>
+      <w:r>
+        <w:rPr>
+          <w:rFonts w:ascii="方正书宋简体" w:hAnsi="方正书宋简体" w:eastAsia="方正书宋简体" w:cs="方正书宋简体"/>
+          <w:b w:val="0"/>
+          <w:bCs w:val="0"/>
+          <w:color w:val="auto"/>
+          <w:sz w:val="36"/>
+          <w:szCs w:val="36"/>
+          <w:highlight w:val="none"/>
+        </w:rPr>
+      </w:r>
+    </w:p>
+    <w:p>
+      <w:pPr>
+        <w:pBdr/>
+        <w:spacing/>
+        <w:ind w:firstLine="708"/>
+        <w:jc w:val="left"/>
+        <w:rPr>
+          <w:rFonts w:ascii="方正书宋简体" w:hAnsi="方正书宋简体" w:eastAsia="方正书宋简体" w:cs="方正书宋简体"/>
+          <w:b w:val="0"/>
+          <w:bCs w:val="0"/>
+          <w:color w:val="auto"/>
+          <w:sz w:val="52"/>
+          <w:szCs w:val="52"/>
+          <w:highlight w:val="none"/>
+        </w:rPr>
+      </w:pPr>
+      <w:r>
+        <w:rPr>
+          <w:rFonts w:ascii="TeXGyreTermes" w:hAnsi="TeXGyreTermes" w:eastAsia="TeXGyreTermes" w:cs="TeXGyreTermes"/>
+          <w:b w:val="0"/>
+          <w:bCs w:val="0"/>
+          <w:color w:val="auto"/>
+          <w:sz w:val="52"/>
+          <w:szCs w:val="52"/>
+          <w:highlight w:val="none"/>
+          <w:lang w:val="en-US"/>
+        </w:rPr>
+        <w:t xml:space="preserve">Fumo</w:t>
+      </w:r>
+      <w:r>
+        <w:rPr>
+          <w:rFonts w:ascii="方正书宋简体" w:hAnsi="方正书宋简体" w:eastAsia="方正书宋简体" w:cs="方正书宋简体"/>
+          <w:b w:val="0"/>
+          <w:bCs w:val="0"/>
+          <w:color w:val="auto"/>
+          <w:sz w:val="52"/>
+          <w:szCs w:val="52"/>
+          <w:highlight w:val="none"/>
+        </w:rPr>
+        <w:t xml:space="preserve">：</w:t>
+      </w:r>
+      <w:r>
+        <w:rPr>
+          <w:rFonts w:ascii="方正书宋简体" w:hAnsi="方正书宋简体" w:eastAsia="方正书宋简体" w:cs="方正书宋简体"/>
+          <w:b w:val="0"/>
+          <w:bCs w:val="0"/>
+          <w:color w:val="auto"/>
+          <w:sz w:val="52"/>
+          <w:szCs w:val="52"/>
+          <w:highlight w:val="none"/>
+        </w:rPr>
+      </w:r>
+    </w:p>
+    <w:p>
+      <w:pPr>
+        <w:pBdr/>
+        <w:spacing/>
+        <w:ind w:firstLine="708"/>
+        <w:jc w:val="left"/>
+        <w:rPr>
+          <w:rFonts w:ascii="方正书宋简体" w:hAnsi="方正书宋简体" w:eastAsia="方正书宋简体" w:cs="方正书宋简体"/>
+          <w:b w:val="0"/>
+          <w:bCs w:val="0"/>
+          <w:color w:val="auto"/>
+          <w:sz w:val="36"/>
+          <w:szCs w:val="36"/>
+          <w:highlight w:val="none"/>
+        </w:rPr>
+      </w:pPr>
+      <w:r>
+        <w:rPr>
+          <w:rFonts w:ascii="方正书宋简体" w:hAnsi="方正书宋简体" w:eastAsia="方正书宋简体" w:cs="方正书宋简体"/>
+          <w:b w:val="0"/>
+          <w:bCs w:val="0"/>
+          <w:color w:val="auto"/>
+          <w:sz w:val="52"/>
+          <w:szCs w:val="52"/>
+          <w:highlight w:val="none"/>
+        </w:rPr>
+      </w:r>
+      <w:r>
+        <w:rPr>
+          <w:rFonts w:ascii="方正书宋简体" w:hAnsi="方正书宋简体" w:eastAsia="方正书宋简体" w:cs="方正书宋简体"/>
+          <w:b w:val="0"/>
+          <w:bCs w:val="0"/>
+          <w:color w:val="ceeaca" w:themeColor="background1"/>
+          <w:sz w:val="36"/>
+          <w:szCs w:val="36"/>
+          <w:highlight w:val="none"/>
+        </w:rPr>
+        <w:t xml:space="preserve">虚无</w:t>
+      </w:r>
+      <w:r>
+        <w:rPr>
+          <w:rFonts w:ascii="方正书宋简体" w:hAnsi="方正书宋简体" w:eastAsia="方正书宋简体" w:cs="方正书宋简体"/>
+          <w:b w:val="0"/>
+          <w:bCs w:val="0"/>
+          <w:color w:val="ceeaca" w:themeColor="background1"/>
+          <w:sz w:val="36"/>
+          <w:szCs w:val="36"/>
+          <w:highlight w:val="none"/>
+        </w:rPr>
+        <w:t xml:space="preserve">杀手</w:t>
+      </w:r>
+      <w:r>
+        <w:rPr>
+          <w:rFonts w:ascii="方正书宋简体" w:hAnsi="方正书宋简体" w:eastAsia="方正书宋简体" w:cs="方正书宋简体"/>
+          <w:b w:val="0"/>
+          <w:bCs w:val="0"/>
+          <w:color w:val="auto"/>
+          <w:sz w:val="36"/>
+          <w:szCs w:val="36"/>
+          <w:highlight w:val="none"/>
+        </w:rPr>
+        <w:t xml:space="preserve">：</w:t>
+      </w:r>
+      <w:r>
+        <w:rPr>
+          <w:rFonts w:ascii="方正书宋简体" w:hAnsi="方正书宋简体" w:eastAsia="方正书宋简体" w:cs="方正书宋简体"/>
+          <w:b w:val="0"/>
+          <w:bCs w:val="0"/>
+          <w:color w:val="auto"/>
+          <w:sz w:val="36"/>
+          <w:szCs w:val="36"/>
+          <w:highlight w:val="none"/>
+        </w:rPr>
+        <w:t xml:space="preserve">可以</w:t>
+      </w:r>
+      <w:r>
+        <w:rPr>
+          <w:rFonts w:ascii="方正书宋简体" w:hAnsi="方正书宋简体" w:eastAsia="方正书宋简体" w:cs="方正书宋简体"/>
+          <w:b w:val="0"/>
+          <w:bCs w:val="0"/>
+          <w:color w:val="auto"/>
+          <w:sz w:val="36"/>
+          <w:szCs w:val="36"/>
+          <w:highlight w:val="none"/>
+        </w:rPr>
+        <w:t xml:space="preserve">增加</w:t>
+      </w:r>
+      <w:r>
+        <w:rPr>
+          <w:rFonts w:ascii="方正书宋简体" w:hAnsi="方正书宋简体" w:eastAsia="方正书宋简体" w:cs="方正书宋简体"/>
+          <w:b w:val="0"/>
+          <w:bCs w:val="0"/>
+          <w:color w:val="auto"/>
+          <w:sz w:val="36"/>
+          <w:szCs w:val="36"/>
+          <w:highlight w:val="none"/>
+        </w:rPr>
+        <w:t xml:space="preserve">对</w:t>
+      </w:r>
+      <w:r>
+        <w:rPr>
+          <w:rFonts w:ascii="方正书宋简体" w:hAnsi="方正书宋简体" w:eastAsia="方正书宋简体" w:cs="方正书宋简体"/>
+          <w:b w:val="0"/>
+          <w:bCs w:val="0"/>
+          <w:color w:val="auto"/>
+          <w:sz w:val="36"/>
+          <w:szCs w:val="36"/>
+          <w:highlight w:val="none"/>
+        </w:rPr>
+        <w:t xml:space="preserve">虚无</w:t>
+      </w:r>
+      <w:r>
+        <w:rPr>
+          <w:rFonts w:ascii="方正书宋简体" w:hAnsi="方正书宋简体" w:eastAsia="方正书宋简体" w:cs="方正书宋简体"/>
+          <w:b w:val="0"/>
+          <w:bCs w:val="0"/>
+          <w:color w:val="auto"/>
+          <w:sz w:val="36"/>
+          <w:szCs w:val="36"/>
+          <w:highlight w:val="none"/>
+        </w:rPr>
+        <w:t xml:space="preserve">生物</w:t>
+      </w:r>
+      <w:r>
+        <w:rPr>
+          <w:rFonts w:ascii="方正书宋简体" w:hAnsi="方正书宋简体" w:eastAsia="方正书宋简体" w:cs="方正书宋简体"/>
+          <w:b w:val="0"/>
+          <w:bCs w:val="0"/>
+          <w:color w:val="auto"/>
+          <w:sz w:val="36"/>
+          <w:szCs w:val="36"/>
+          <w:highlight w:val="none"/>
+        </w:rPr>
+        <w:t xml:space="preserve">的</w:t>
+      </w:r>
+      <w:r>
+        <w:rPr>
+          <w:rFonts w:ascii="方正书宋简体" w:hAnsi="方正书宋简体" w:eastAsia="方正书宋简体" w:cs="方正书宋简体"/>
+          <w:b w:val="0"/>
+          <w:bCs w:val="0"/>
+          <w:color w:val="auto"/>
+          <w:sz w:val="36"/>
+          <w:szCs w:val="36"/>
+          <w:highlight w:val="none"/>
+        </w:rPr>
+        <w:t xml:space="preserve">伤害</w:t>
+      </w:r>
+      <w:r>
+        <w:rPr>
+          <w:rFonts w:ascii="方正书宋简体" w:hAnsi="方正书宋简体" w:eastAsia="方正书宋简体" w:cs="方正书宋简体"/>
+          <w:b w:val="0"/>
+          <w:bCs w:val="0"/>
+          <w:color w:val="auto"/>
+          <w:sz w:val="36"/>
+          <w:szCs w:val="36"/>
+          <w:highlight w:val="none"/>
+        </w:rPr>
+        <w:t xml:space="preserve">。</w:t>
+      </w:r>
+      <w:r>
+        <w:rPr>
+          <w:rFonts w:ascii="方正书宋简体" w:hAnsi="方正书宋简体" w:eastAsia="方正书宋简体" w:cs="方正书宋简体"/>
+          <w:b w:val="0"/>
+          <w:bCs w:val="0"/>
+          <w:color w:val="auto"/>
+          <w:sz w:val="36"/>
+          <w:szCs w:val="36"/>
+          <w:highlight w:val="none"/>
+        </w:rPr>
+      </w:r>
+    </w:p>
+    <w:p>
+      <w:pPr>
+        <w:pBdr/>
+        <w:spacing/>
+        <w:ind w:firstLine="708"/>
+        <w:jc w:val="left"/>
+        <w:rPr>
+          <w:rFonts w:ascii="方正书宋简体" w:hAnsi="方正书宋简体" w:eastAsia="方正书宋简体" w:cs="方正书宋简体"/>
+          <w:b w:val="0"/>
+          <w:bCs w:val="0"/>
+          <w:color w:val="auto"/>
+          <w:sz w:val="36"/>
+          <w:szCs w:val="36"/>
+          <w:highlight w:val="none"/>
+        </w:rPr>
+      </w:pPr>
+      <w:r>
+        <w:rPr>
+          <w:rFonts w:ascii="方正书宋简体" w:hAnsi="方正书宋简体" w:eastAsia="方正书宋简体" w:cs="方正书宋简体"/>
+          <w:b w:val="0"/>
+          <w:bCs w:val="0"/>
+          <w:color w:val="auto"/>
+          <w:sz w:val="36"/>
+          <w:szCs w:val="36"/>
+          <w:highlight w:val="none"/>
+        </w:rPr>
+      </w:r>
+      <w:r>
+        <w:rPr>
+          <w:rFonts w:ascii="方正书宋简体" w:hAnsi="方正书宋简体" w:eastAsia="方正书宋简体" w:cs="方正书宋简体"/>
+          <w:b w:val="0"/>
+          <w:bCs w:val="0"/>
+          <w:color w:val="ceeaca" w:themeColor="background1"/>
+          <w:sz w:val="36"/>
+          <w:szCs w:val="36"/>
+          <w:highlight w:val="none"/>
+        </w:rPr>
+        <w:t xml:space="preserve">强效</w:t>
+      </w:r>
+      <w:r>
+        <w:rPr>
+          <w:rFonts w:ascii="方正书宋简体" w:hAnsi="方正书宋简体" w:eastAsia="方正书宋简体" w:cs="方正书宋简体"/>
+          <w:b w:val="0"/>
+          <w:bCs w:val="0"/>
+          <w:color w:val="auto"/>
+          <w:sz w:val="36"/>
+          <w:szCs w:val="36"/>
+          <w:highlight w:val="none"/>
+        </w:rPr>
+        <w:t xml:space="preserve">：</w:t>
+      </w:r>
+      <w:r>
+        <w:rPr>
+          <w:rFonts w:ascii="方正书宋简体" w:hAnsi="方正书宋简体" w:eastAsia="方正书宋简体" w:cs="方正书宋简体"/>
+          <w:b w:val="0"/>
+          <w:bCs w:val="0"/>
+          <w:color w:val="auto"/>
+          <w:sz w:val="36"/>
+          <w:szCs w:val="36"/>
+          <w:highlight w:val="none"/>
+        </w:rPr>
+        <w:t xml:space="preserve">目前</w:t>
+      </w:r>
+      <w:r>
+        <w:rPr>
+          <w:rFonts w:ascii="方正书宋简体" w:hAnsi="方正书宋简体" w:eastAsia="方正书宋简体" w:cs="方正书宋简体"/>
+          <w:b w:val="0"/>
+          <w:bCs w:val="0"/>
+          <w:color w:val="auto"/>
+          <w:sz w:val="36"/>
+          <w:szCs w:val="36"/>
+          <w:highlight w:val="none"/>
+        </w:rPr>
+        <w:t xml:space="preserve">只能</w:t>
+      </w:r>
+      <w:r>
+        <w:rPr>
+          <w:rFonts w:ascii="方正书宋简体" w:hAnsi="方正书宋简体" w:eastAsia="方正书宋简体" w:cs="方正书宋简体"/>
+          <w:b w:val="0"/>
+          <w:bCs w:val="0"/>
+          <w:color w:val="auto"/>
+          <w:sz w:val="36"/>
+          <w:szCs w:val="36"/>
+          <w:highlight w:val="none"/>
+        </w:rPr>
+        <w:t xml:space="preserve">增加</w:t>
+      </w:r>
+      <w:r>
+        <w:rPr>
+          <w:rFonts w:ascii="方正书宋简体" w:hAnsi="方正书宋简体" w:eastAsia="方正书宋简体" w:cs="方正书宋简体"/>
+          <w:b w:val="0"/>
+          <w:bCs w:val="0"/>
+          <w:color w:val="auto"/>
+          <w:sz w:val="36"/>
+          <w:szCs w:val="36"/>
+          <w:highlight w:val="none"/>
+        </w:rPr>
+        <w:t xml:space="preserve">行风剑</w:t>
+      </w:r>
+      <w:r>
+        <w:rPr>
+          <w:rFonts w:ascii="方正书宋简体" w:hAnsi="方正书宋简体" w:eastAsia="方正书宋简体" w:cs="方正书宋简体"/>
+          <w:b w:val="0"/>
+          <w:bCs w:val="0"/>
+          <w:color w:val="auto"/>
+          <w:sz w:val="36"/>
+          <w:szCs w:val="36"/>
+          <w:highlight w:val="none"/>
+        </w:rPr>
+        <w:t xml:space="preserve">右键</w:t>
+      </w:r>
+      <w:r>
+        <w:rPr>
+          <w:rFonts w:ascii="方正书宋简体" w:hAnsi="方正书宋简体" w:eastAsia="方正书宋简体" w:cs="方正书宋简体"/>
+          <w:b w:val="0"/>
+          <w:bCs w:val="0"/>
+          <w:color w:val="auto"/>
+          <w:sz w:val="36"/>
+          <w:szCs w:val="36"/>
+          <w:highlight w:val="none"/>
+        </w:rPr>
+        <w:t xml:space="preserve">的</w:t>
+      </w:r>
+      <w:r>
+        <w:rPr>
+          <w:rFonts w:ascii="方正书宋简体" w:hAnsi="方正书宋简体" w:eastAsia="方正书宋简体" w:cs="方正书宋简体"/>
+          <w:b w:val="0"/>
+          <w:bCs w:val="0"/>
+          <w:color w:val="auto"/>
+          <w:sz w:val="36"/>
+          <w:szCs w:val="36"/>
+          <w:highlight w:val="none"/>
+        </w:rPr>
+        <w:t xml:space="preserve">移动</w:t>
+      </w:r>
+      <w:r>
+        <w:rPr>
+          <w:rFonts w:ascii="方正书宋简体" w:hAnsi="方正书宋简体" w:eastAsia="方正书宋简体" w:cs="方正书宋简体"/>
+          <w:b w:val="0"/>
+          <w:bCs w:val="0"/>
+          <w:color w:val="auto"/>
+          <w:sz w:val="36"/>
+          <w:szCs w:val="36"/>
+          <w:highlight w:val="none"/>
+        </w:rPr>
+        <w:t xml:space="preserve">距离</w:t>
+      </w:r>
+      <w:r>
+        <w:rPr>
+          <w:rFonts w:ascii="方正书宋简体" w:hAnsi="方正书宋简体" w:eastAsia="方正书宋简体" w:cs="方正书宋简体"/>
+          <w:b w:val="0"/>
+          <w:bCs w:val="0"/>
+          <w:color w:val="auto"/>
+          <w:sz w:val="36"/>
+          <w:szCs w:val="36"/>
+          <w:highlight w:val="none"/>
+        </w:rPr>
+        <w:t xml:space="preserve">。</w:t>
+      </w:r>
+      <w:r>
+        <w:rPr>
+          <w:rFonts w:ascii="方正书宋简体" w:hAnsi="方正书宋简体" w:eastAsia="方正书宋简体" w:cs="方正书宋简体"/>
+          <w:b w:val="0"/>
+          <w:bCs w:val="0"/>
+          <w:color w:val="auto"/>
+          <w:sz w:val="36"/>
+          <w:szCs w:val="36"/>
+          <w:highlight w:val="none"/>
+        </w:rPr>
+      </w:r>
+      <w:r>
+        <w:rPr>
+          <w:rFonts w:ascii="方正书宋简体" w:hAnsi="方正书宋简体" w:eastAsia="方正书宋简体" w:cs="方正书宋简体"/>
+          <w:b w:val="0"/>
+          <w:bCs w:val="0"/>
+          <w:color w:val="auto"/>
+          <w:sz w:val="36"/>
+          <w:szCs w:val="36"/>
+          <w:highlight w:val="none"/>
+        </w:rPr>
+      </w:r>
+      <w:r>
+        <w:rPr>
+          <w:rFonts w:ascii="方正书宋简体" w:hAnsi="方正书宋简体" w:eastAsia="方正书宋简体" w:cs="方正书宋简体"/>
+          <w:b w:val="0"/>
+          <w:bCs w:val="0"/>
+          <w:color w:val="auto"/>
+          <w:sz w:val="36"/>
+          <w:szCs w:val="36"/>
+          <w:highlight w:val="none"/>
+        </w:rPr>
+      </w:r>
+      <w:r>
+        <w:rPr>
+          <w:rFonts w:ascii="方正书宋简体" w:hAnsi="方正书宋简体" w:eastAsia="方正书宋简体" w:cs="方正书宋简体"/>
+          <w:b w:val="0"/>
+          <w:bCs w:val="0"/>
+          <w:color w:val="auto"/>
+          <w:sz w:val="36"/>
+          <w:szCs w:val="36"/>
+          <w:highlight w:val="none"/>
+        </w:rPr>
       </w:r>
       <w:r>
         <w:rPr>
@@ -4954,7 +5627,7 @@
           <w:szCs w:val="36"/>
           <w:highlight w:val="none"/>
         </w:rPr>
-        <w:t xml:space="preserve">2026.5.16</w:t>
+        <w:t xml:space="preserve">2026.6.15</w:t>
       </w:r>
       <w:r>
         <w:rPr>
